--- a/templates/CCDAA_template.docx
+++ b/templates/CCDAA_template.docx
@@ -13,10 +13,14 @@
         <w:spacing w:after="236" w:line="259" w:lineRule="auto"/>
         <w:ind w:left="267" w:right="257" w:firstLine="330"/>
         <w:jc w:val="center"/>
-      </w:pPr>
-      <w:r>
-        <w:rPr>
-          <w:b/>
+        <w:rPr>
+          <w:color w:val="auto"/>
+        </w:rPr>
+      </w:pPr>
+      <w:r>
+        <w:rPr>
+          <w:b/>
+          <w:color w:val="auto"/>
           <w:sz w:val="22"/>
           <w:szCs w:val="22"/>
         </w:rPr>
@@ -29,12 +33,14 @@
         <w:ind w:left="12"/>
         <w:rPr>
           <w:rFonts w:ascii="Cambria" w:eastAsia="Cambria" w:hAnsi="Cambria" w:cs="Cambria"/>
+          <w:color w:val="auto"/>
         </w:rPr>
       </w:pPr>
       <w:r>
         <w:rPr>
           <w:rFonts w:ascii="Cambria" w:eastAsia="Cambria" w:hAnsi="Cambria" w:cs="Cambria"/>
           <w:b/>
+          <w:color w:val="auto"/>
           <w:u w:val="single" w:color="000000"/>
         </w:rPr>
         <w:t>ENTRE :</w:t>
@@ -43,12 +49,14 @@
         <w:rPr>
           <w:rFonts w:ascii="Cambria" w:eastAsia="Cambria" w:hAnsi="Cambria" w:cs="Cambria"/>
           <w:b/>
+          <w:color w:val="auto"/>
         </w:rPr>
         <w:t xml:space="preserve">  </w:t>
       </w:r>
       <w:r>
         <w:rPr>
           <w:rFonts w:ascii="Cambria" w:eastAsia="Cambria" w:hAnsi="Cambria" w:cs="Cambria"/>
+          <w:color w:val="auto"/>
         </w:rPr>
         <w:t xml:space="preserve"> </w:t>
       </w:r>
@@ -60,13 +68,13 @@
         <w:jc w:val="left"/>
         <w:rPr>
           <w:rFonts w:ascii="Cambria" w:eastAsia="Cambria" w:hAnsi="Cambria" w:cs="Cambria"/>
-          <w:color w:val="FF0000"/>
+          <w:color w:val="auto"/>
         </w:rPr>
       </w:pPr>
       <w:r>
         <w:rPr>
           <w:rFonts w:ascii="Cambria" w:eastAsia="Cambria" w:hAnsi="Cambria" w:cs="Cambria"/>
-          <w:color w:val="FF0000"/>
+          <w:color w:val="auto"/>
         </w:rPr>
         <w:t>{</w:t>
       </w:r>
@@ -75,7 +83,7 @@
       <w:r>
         <w:rPr>
           <w:rFonts w:ascii="Cambria" w:eastAsia="Cambria" w:hAnsi="Cambria" w:cs="Cambria"/>
-          <w:color w:val="FF0000"/>
+          <w:color w:val="auto"/>
         </w:rPr>
         <w:t>auteurspart</w:t>
       </w:r>
@@ -84,7 +92,7 @@
       <w:r>
         <w:rPr>
           <w:rFonts w:ascii="Cambria" w:eastAsia="Cambria" w:hAnsi="Cambria" w:cs="Cambria"/>
-          <w:color w:val="FF0000"/>
+          <w:color w:val="auto"/>
         </w:rPr>
         <w:t>}</w:t>
       </w:r>
@@ -96,7 +104,7 @@
         <w:jc w:val="left"/>
         <w:rPr>
           <w:rFonts w:ascii="Cambria" w:eastAsia="Cambria" w:hAnsi="Cambria" w:cs="Cambria"/>
-          <w:color w:val="FF0000"/>
+          <w:color w:val="auto"/>
         </w:rPr>
       </w:pPr>
     </w:p>
@@ -171,12 +179,12 @@
         <w:ind w:left="0" w:firstLine="0"/>
         <w:jc w:val="left"/>
         <w:rPr>
-          <w:color w:val="FF0000"/>
-        </w:rPr>
-      </w:pPr>
-      <w:r>
-        <w:rPr>
-          <w:color w:val="FF0000"/>
+          <w:color w:val="auto"/>
+        </w:rPr>
+      </w:pPr>
+      <w:r>
+        <w:rPr>
+          <w:color w:val="auto"/>
         </w:rPr>
         <w:t>{</w:t>
       </w:r>
@@ -184,7 +192,7 @@
       <w:proofErr w:type="gramStart"/>
       <w:r>
         <w:rPr>
-          <w:color w:val="FF0000"/>
+          <w:color w:val="auto"/>
         </w:rPr>
         <w:t>editeurspart</w:t>
       </w:r>
@@ -192,7 +200,7 @@
       <w:proofErr w:type="gramEnd"/>
       <w:r>
         <w:rPr>
-          <w:color w:val="FF0000"/>
+          <w:color w:val="auto"/>
         </w:rPr>
         <w:t>}</w:t>
       </w:r>
@@ -202,10 +210,14 @@
         <w:spacing w:after="235" w:line="256" w:lineRule="auto"/>
         <w:ind w:left="10" w:right="15" w:hanging="8"/>
         <w:jc w:val="right"/>
+        <w:rPr>
+          <w:color w:val="auto"/>
+        </w:rPr>
       </w:pPr>
       <w:r>
         <w:rPr>
           <w:rFonts w:ascii="Cambria" w:eastAsia="Cambria" w:hAnsi="Cambria" w:cs="Cambria"/>
+          <w:color w:val="auto"/>
         </w:rPr>
         <w:t>Ci-après dénommé(e)(s) ensemble</w:t>
       </w:r>
@@ -213,6 +225,7 @@
         <w:rPr>
           <w:rFonts w:ascii="Cambria" w:eastAsia="Cambria" w:hAnsi="Cambria" w:cs="Cambria"/>
           <w:b/>
+          <w:color w:val="auto"/>
         </w:rPr>
         <w:t xml:space="preserve"> « ÉDITEUR », </w:t>
       </w:r>
@@ -222,10 +235,14 @@
         <w:spacing w:after="314" w:line="265" w:lineRule="auto"/>
         <w:ind w:left="10"/>
         <w:jc w:val="left"/>
-      </w:pPr>
-      <w:r>
-        <w:rPr>
-          <w:b/>
+        <w:rPr>
+          <w:color w:val="auto"/>
+        </w:rPr>
+      </w:pPr>
+      <w:r>
+        <w:rPr>
+          <w:b/>
+          <w:color w:val="auto"/>
           <w:u w:val="single"/>
         </w:rPr>
         <w:t>ÉTANT RAPPELÉ QUE :</w:t>
@@ -236,18 +253,28 @@
         <w:spacing w:line="273" w:lineRule="auto"/>
         <w:ind w:left="-5" w:firstLine="5"/>
         <w:jc w:val="left"/>
-      </w:pPr>
-      <w:r>
+        <w:rPr>
+          <w:color w:val="auto"/>
+        </w:rPr>
+      </w:pPr>
+      <w:r>
+        <w:rPr>
+          <w:color w:val="auto"/>
+        </w:rPr>
         <w:t xml:space="preserve">L’adaptation audiovisuelle d’une </w:t>
       </w:r>
       <w:r>
         <w:rPr>
           <w:b/>
           <w:bCs/>
+          <w:color w:val="auto"/>
         </w:rPr>
         <w:t>OEUVRE</w:t>
       </w:r>
       <w:r>
+        <w:rPr>
+          <w:color w:val="auto"/>
+        </w:rPr>
         <w:t xml:space="preserve"> musicale doit être la transposition en images de la musique, avec ou sans paroles, et non le simple fait de poser la musique, avec ou sans paroles, sur des images. Lorsque la musique est utilisée pour illustrer des images, c’est le droit dit dans les usages professionnels de “synchronisation”, distinct du droit d’adaptation audiovisuelle, qui doit s’appliquer.</w:t>
       </w:r>
     </w:p>
@@ -255,14 +282,20 @@
       <w:pPr>
         <w:spacing w:after="345"/>
         <w:ind w:left="10" w:right="27" w:firstLine="5"/>
-      </w:pPr>
-      <w:r>
+        <w:rPr>
+          <w:color w:val="auto"/>
+        </w:rPr>
+      </w:pPr>
+      <w:r>
+        <w:rPr>
+          <w:color w:val="auto"/>
+        </w:rPr>
         <w:t xml:space="preserve">Par contrat en date du </w:t>
       </w:r>
       <w:r>
         <w:rPr>
           <w:rFonts w:ascii="Cambria" w:eastAsia="Cambria" w:hAnsi="Cambria" w:cs="Cambria"/>
-          <w:color w:val="FF0000"/>
+          <w:color w:val="auto"/>
         </w:rPr>
         <w:t>[</w:t>
       </w:r>
@@ -271,7 +304,7 @@
       <w:r>
         <w:rPr>
           <w:rFonts w:ascii="Cambria" w:eastAsia="Cambria" w:hAnsi="Cambria" w:cs="Cambria"/>
-          <w:color w:val="FF0000"/>
+          <w:color w:val="auto"/>
         </w:rPr>
         <w:t>Faitle</w:t>
       </w:r>
@@ -279,18 +312,21 @@
       <w:r>
         <w:rPr>
           <w:rFonts w:ascii="Cambria" w:eastAsia="Cambria" w:hAnsi="Cambria" w:cs="Cambria"/>
-          <w:color w:val="FF0000"/>
+          <w:color w:val="auto"/>
         </w:rPr>
         <w:t xml:space="preserve">] </w:t>
       </w:r>
       <w:r>
         <w:rPr>
           <w:rFonts w:ascii="Cambria" w:eastAsia="Cambria" w:hAnsi="Cambria" w:cs="Cambria"/>
-          <w:color w:val="FF0000"/>
+          <w:color w:val="auto"/>
         </w:rPr>
         <w:t xml:space="preserve"> </w:t>
       </w:r>
       <w:r>
+        <w:rPr>
+          <w:color w:val="auto"/>
+        </w:rPr>
         <w:t>l’</w:t>
       </w:r>
       <w:r>
@@ -303,16 +339,23 @@
       </w:r>
       <w:proofErr w:type="gramEnd"/>
       <w:r>
+        <w:rPr>
+          <w:color w:val="auto"/>
+        </w:rPr>
         <w:t xml:space="preserve"> a cédé le droit exclusif d’imprimer, publier, reproduire et vendre l’</w:t>
       </w:r>
       <w:r>
         <w:rPr>
           <w:b/>
           <w:bCs/>
+          <w:color w:val="auto"/>
         </w:rPr>
         <w:t>OEUVRE</w:t>
       </w:r>
       <w:r>
+        <w:rPr>
+          <w:color w:val="auto"/>
+        </w:rPr>
         <w:t xml:space="preserve"> aux termes de ce contrat, l’éditeur s’est engagé à publier l’œuvre musical, à lui assurer une exploitation permanente et suivie, et à permettre par tous moyens appropriés sa promotion ; ainsi les contractants ont un intérêt commun à ce que l’œuvre éditée connaisse la plus large exploitation possible, notamment par voie d’adaptations audiovisuelles</w:t>
       </w:r>
     </w:p>
@@ -321,7 +364,7 @@
         <w:spacing w:after="44" w:line="273" w:lineRule="auto"/>
         <w:ind w:left="25" w:right="34" w:firstLine="5"/>
         <w:rPr>
-          <w:color w:val="FF0000"/>
+          <w:color w:val="auto"/>
         </w:rPr>
       </w:pPr>
       <w:r>
@@ -370,19 +413,16 @@
         <w:rPr>
           <w:color w:val="auto"/>
         </w:rPr>
-        <w:t>, qui certes ne dispose plus du droit d’adapter lui-même ou d’autoriser un tiers à adapter, mais qui pour autant reste titulaire du droit inaliénable de contrôler la mise en œuvre de l’adaptation et de s’y opposer le cas échéant</w:t>
-      </w:r>
-      <w:r>
-        <w:rPr>
-          <w:color w:val="FF0000"/>
-        </w:rPr>
-        <w:t>.</w:t>
+        <w:t>, qui certes ne dispose plus du droit d’adapter lui-même ou d’autoriser un tiers à adapter, mais qui pour autant reste titulaire du droit inaliénable de contrôler la mise en œuvre de l’adaptation et de s’y opposer le cas échéant.</w:t>
       </w:r>
     </w:p>
     <w:p>
       <w:pPr>
         <w:spacing w:after="44" w:line="273" w:lineRule="auto"/>
         <w:ind w:left="25" w:right="34" w:firstLine="5"/>
+        <w:rPr>
+          <w:color w:val="auto"/>
+        </w:rPr>
       </w:pPr>
     </w:p>
     <w:p>
@@ -395,14 +435,14 @@
         <w:jc w:val="center"/>
         <w:rPr>
           <w:i/>
-          <w:color w:val="FF0000"/>
+          <w:color w:val="auto"/>
           <w:u w:val="none"/>
         </w:rPr>
       </w:pPr>
       <w:r>
         <w:rPr>
           <w:iCs/>
-          <w:color w:val="FF0000"/>
+          <w:color w:val="auto"/>
           <w:u w:val="none"/>
         </w:rPr>
         <w:t>Titre</w:t>
@@ -410,7 +450,7 @@
       <w:r>
         <w:rPr>
           <w:i/>
-          <w:color w:val="FF0000"/>
+          <w:color w:val="auto"/>
           <w:u w:val="none"/>
         </w:rPr>
         <w:t xml:space="preserve"> : </w:t>
@@ -420,7 +460,7 @@
           <w:b w:val="0"/>
           <w:bCs/>
           <w:i/>
-          <w:color w:val="FF0000"/>
+          <w:color w:val="auto"/>
           <w:u w:val="none"/>
         </w:rPr>
         <w:t>[</w:t>
@@ -430,7 +470,7 @@
           <w:b w:val="0"/>
           <w:bCs/>
           <w:i/>
-          <w:color w:val="FF0000"/>
+          <w:color w:val="auto"/>
           <w:u w:val="none"/>
         </w:rPr>
         <w:t>Titre</w:t>
@@ -440,7 +480,7 @@
           <w:b w:val="0"/>
           <w:bCs/>
           <w:i/>
-          <w:color w:val="FF0000"/>
+          <w:color w:val="auto"/>
           <w:u w:val="none"/>
         </w:rPr>
         <w:t xml:space="preserve">]     </w:t>
@@ -451,13 +491,16 @@
         <w:spacing w:after="0"/>
         <w:ind w:left="11" w:right="43" w:hanging="11"/>
         <w:jc w:val="center"/>
+        <w:rPr>
+          <w:color w:val="auto"/>
+        </w:rPr>
       </w:pPr>
       <w:r>
         <w:rPr>
           <w:rFonts w:eastAsia="Cambria"/>
           <w:b/>
           <w:iCs/>
-          <w:color w:val="FF0000"/>
+          <w:color w:val="auto"/>
           <w:u w:color="FF0000"/>
         </w:rPr>
         <w:t>Paroles</w:t>
@@ -467,7 +510,7 @@
           <w:rFonts w:eastAsia="Cambria"/>
           <w:b/>
           <w:i/>
-          <w:color w:val="FF0000"/>
+          <w:color w:val="auto"/>
           <w:u w:color="FF0000"/>
         </w:rPr>
         <w:t xml:space="preserve"> :</w:t>
@@ -476,7 +519,7 @@
         <w:rPr>
           <w:rFonts w:eastAsia="Cambria"/>
           <w:i/>
-          <w:color w:val="FF0000"/>
+          <w:color w:val="auto"/>
         </w:rPr>
         <w:t xml:space="preserve"> </w:t>
       </w:r>
@@ -484,7 +527,7 @@
         <w:rPr>
           <w:rFonts w:eastAsia="Cambria"/>
           <w:i/>
-          <w:color w:val="FF0000"/>
+          <w:color w:val="auto"/>
         </w:rPr>
         <w:t>[</w:t>
       </w:r>
@@ -493,7 +536,7 @@
         <w:rPr>
           <w:rFonts w:eastAsia="Cambria"/>
           <w:i/>
-          <w:color w:val="FF0000"/>
+          <w:color w:val="auto"/>
         </w:rPr>
         <w:t>auteurslist</w:t>
       </w:r>
@@ -502,7 +545,7 @@
         <w:rPr>
           <w:rFonts w:eastAsia="Cambria"/>
           <w:i/>
-          <w:color w:val="FF0000"/>
+          <w:color w:val="auto"/>
         </w:rPr>
         <w:t>]</w:t>
       </w:r>
@@ -512,13 +555,16 @@
         <w:spacing w:after="46"/>
         <w:ind w:left="11" w:right="52" w:hanging="11"/>
         <w:jc w:val="center"/>
+        <w:rPr>
+          <w:color w:val="auto"/>
+        </w:rPr>
       </w:pPr>
       <w:r>
         <w:rPr>
           <w:rFonts w:eastAsia="Cambria"/>
           <w:b/>
           <w:iCs/>
-          <w:color w:val="FF0000"/>
+          <w:color w:val="auto"/>
           <w:u w:color="FF0000"/>
         </w:rPr>
         <w:t>Musique</w:t>
@@ -527,7 +573,7 @@
         <w:rPr>
           <w:rFonts w:eastAsia="Cambria"/>
           <w:i/>
-          <w:color w:val="FF0000"/>
+          <w:color w:val="auto"/>
           <w:u w:color="FF0000"/>
         </w:rPr>
         <w:t xml:space="preserve"> </w:t>
@@ -536,7 +582,7 @@
         <w:rPr>
           <w:rFonts w:eastAsia="Cambria"/>
           <w:i/>
-          <w:color w:val="FF0000"/>
+          <w:color w:val="auto"/>
         </w:rPr>
         <w:t xml:space="preserve">: </w:t>
       </w:r>
@@ -544,7 +590,7 @@
         <w:rPr>
           <w:rFonts w:eastAsia="Cambria"/>
           <w:i/>
-          <w:color w:val="FF0000"/>
+          <w:color w:val="auto"/>
         </w:rPr>
         <w:t>[</w:t>
       </w:r>
@@ -553,7 +599,7 @@
         <w:rPr>
           <w:rFonts w:eastAsia="Cambria"/>
           <w:i/>
-          <w:color w:val="FF0000"/>
+          <w:color w:val="auto"/>
         </w:rPr>
         <w:t>compositeurslist</w:t>
       </w:r>
@@ -562,7 +608,7 @@
         <w:rPr>
           <w:rFonts w:eastAsia="Cambria"/>
           <w:i/>
-          <w:color w:val="FF0000"/>
+          <w:color w:val="auto"/>
         </w:rPr>
         <w:t>]</w:t>
       </w:r>
@@ -574,7 +620,7 @@
         <w:rPr>
           <w:b/>
           <w:i/>
-          <w:color w:val="FF0000"/>
+          <w:color w:val="auto"/>
         </w:rPr>
       </w:pPr>
       <w:r>
@@ -582,7 +628,7 @@
           <w:rFonts w:eastAsia="Cambria"/>
           <w:b/>
           <w:iCs/>
-          <w:color w:val="FF0000"/>
+          <w:color w:val="auto"/>
           <w:u w:color="FF0000"/>
         </w:rPr>
         <w:t>Durée</w:t>
@@ -592,7 +638,7 @@
           <w:rFonts w:eastAsia="Cambria"/>
           <w:b/>
           <w:i/>
-          <w:color w:val="FF0000"/>
+          <w:color w:val="auto"/>
           <w:u w:color="FF0000"/>
         </w:rPr>
         <w:t xml:space="preserve"> : </w:t>
@@ -601,7 +647,7 @@
         <w:rPr>
           <w:rFonts w:eastAsia="Cambria"/>
           <w:i/>
-          <w:color w:val="FF0000"/>
+          <w:color w:val="auto"/>
         </w:rPr>
         <w:t>[</w:t>
       </w:r>
@@ -609,7 +655,7 @@
         <w:rPr>
           <w:rFonts w:eastAsia="Cambria"/>
           <w:i/>
-          <w:color w:val="FF0000"/>
+          <w:color w:val="auto"/>
         </w:rPr>
         <w:t>Duree</w:t>
       </w:r>
@@ -617,7 +663,7 @@
         <w:rPr>
           <w:rFonts w:eastAsia="Cambria"/>
           <w:i/>
-          <w:color w:val="FF0000"/>
+          <w:color w:val="auto"/>
         </w:rPr>
         <w:t>]</w:t>
       </w:r>
@@ -625,26 +671,40 @@
     <w:p>
       <w:pPr>
         <w:ind w:left="10" w:right="27" w:firstLine="5"/>
-      </w:pPr>
-      <w:r>
+        <w:rPr>
+          <w:color w:val="auto"/>
+        </w:rPr>
+      </w:pPr>
+      <w:r>
+        <w:rPr>
+          <w:color w:val="auto"/>
+        </w:rPr>
         <w:t>Ainsi que sur son titre, ci-après l’</w:t>
       </w:r>
       <w:r>
         <w:rPr>
           <w:b/>
+          <w:color w:val="auto"/>
         </w:rPr>
         <w:t>ŒUVRE</w:t>
       </w:r>
       <w:r>
+        <w:rPr>
+          <w:color w:val="auto"/>
+        </w:rPr>
         <w:t>, sans préjudice des droits apportés par l’</w:t>
       </w:r>
       <w:r>
         <w:rPr>
           <w:b/>
+          <w:color w:val="auto"/>
         </w:rPr>
         <w:t xml:space="preserve">AUTEUR </w:t>
       </w:r>
       <w:r>
+        <w:rPr>
+          <w:color w:val="auto"/>
+        </w:rPr>
         <w:t>aux organismes de gestion des droits d’auteur et à l'exclusion du droit moral.</w:t>
       </w:r>
     </w:p>
@@ -653,10 +713,14 @@
         <w:spacing w:after="258" w:line="259" w:lineRule="auto"/>
         <w:ind w:left="25" w:firstLine="5"/>
         <w:jc w:val="left"/>
-      </w:pPr>
-      <w:r>
-        <w:rPr>
-          <w:b/>
+        <w:rPr>
+          <w:color w:val="auto"/>
+        </w:rPr>
+      </w:pPr>
+      <w:r>
+        <w:rPr>
+          <w:b/>
+          <w:color w:val="auto"/>
         </w:rPr>
         <w:t>IL EST CONVENU CE QUI SUIT :</w:t>
       </w:r>
@@ -664,159 +728,233 @@
     <w:p>
       <w:pPr>
         <w:ind w:left="10" w:right="27" w:firstLine="5"/>
-      </w:pPr>
-      <w:r>
-        <w:rPr>
-          <w:b/>
+        <w:rPr>
+          <w:color w:val="auto"/>
+        </w:rPr>
+      </w:pPr>
+      <w:r>
+        <w:rPr>
+          <w:b/>
+          <w:color w:val="auto"/>
           <w:u w:val="single"/>
         </w:rPr>
         <w:t xml:space="preserve">ARTICLE 1 - </w:t>
       </w:r>
       <w:r>
+        <w:rPr>
+          <w:color w:val="auto"/>
+        </w:rPr>
         <w:t>Vu les dispositions du Code de la propriété intellectuelle en vigueur à ce jour, en particulier son article L.131-3, et du Code des usages et des bonnes pratiques de l'édition des œuvres musicales dans sa version signée le 4 octobre 2017, le présent contrat a pour objet la cession, à titre exclusif, à l'</w:t>
       </w:r>
       <w:r>
         <w:rPr>
           <w:b/>
+          <w:color w:val="auto"/>
         </w:rPr>
         <w:t xml:space="preserve">ÉDITEUR </w:t>
       </w:r>
       <w:r>
+        <w:rPr>
+          <w:color w:val="auto"/>
+        </w:rPr>
         <w:t>du droit d'adaptation audiovisuelle de l’</w:t>
       </w:r>
       <w:r>
         <w:rPr>
           <w:b/>
+          <w:color w:val="auto"/>
         </w:rPr>
         <w:t>ŒUVRE</w:t>
       </w:r>
       <w:r>
+        <w:rPr>
+          <w:color w:val="auto"/>
+        </w:rPr>
         <w:t>.</w:t>
       </w:r>
     </w:p>
     <w:p>
       <w:pPr>
         <w:ind w:left="10" w:right="27" w:firstLine="5"/>
-      </w:pPr>
-      <w:r>
-        <w:rPr>
-          <w:b/>
+        <w:rPr>
+          <w:color w:val="auto"/>
+        </w:rPr>
+      </w:pPr>
+      <w:r>
+        <w:rPr>
+          <w:b/>
+          <w:color w:val="auto"/>
           <w:u w:val="single"/>
         </w:rPr>
         <w:t xml:space="preserve">ARTICLE 2 - </w:t>
       </w:r>
       <w:r>
+        <w:rPr>
+          <w:color w:val="auto"/>
+        </w:rPr>
         <w:t>Une fois acquise l’autorisation écrite de l’</w:t>
       </w:r>
       <w:r>
         <w:rPr>
           <w:b/>
+          <w:color w:val="auto"/>
         </w:rPr>
         <w:t xml:space="preserve">AUTEUR </w:t>
       </w:r>
       <w:r>
+        <w:rPr>
+          <w:color w:val="auto"/>
+        </w:rPr>
         <w:t>au titre de son droit moral, l'</w:t>
       </w:r>
       <w:r>
         <w:rPr>
           <w:b/>
+          <w:color w:val="auto"/>
         </w:rPr>
         <w:t xml:space="preserve">ÉDITEUR </w:t>
       </w:r>
       <w:r>
+        <w:rPr>
+          <w:color w:val="auto"/>
+        </w:rPr>
         <w:t>aura donc le droit d’autoriser lui-même ou par tout tiers de son choix, l’adaptation audiovisuelle de l’</w:t>
       </w:r>
       <w:r>
         <w:rPr>
           <w:b/>
+          <w:color w:val="auto"/>
         </w:rPr>
         <w:t>ŒUVRE</w:t>
       </w:r>
       <w:r>
+        <w:rPr>
+          <w:color w:val="auto"/>
+        </w:rPr>
         <w:t>, avec ou sans paroles, dans son intégralité ou par extraits, ainsi que l’exploitation de l’adaptation audiovisuelle de l’</w:t>
       </w:r>
       <w:r>
         <w:rPr>
           <w:b/>
+          <w:color w:val="auto"/>
         </w:rPr>
         <w:t>ŒUVRE</w:t>
       </w:r>
       <w:r>
+        <w:rPr>
+          <w:color w:val="auto"/>
+        </w:rPr>
         <w:t>, des manières, fins, durée et territoires identiques à ceux visés au contrat de cession et d’édition précité, par tous procédés et moyens actuellement connus ainsi que par ceux qui seront découverts ou créés dans l'avenir.</w:t>
       </w:r>
     </w:p>
     <w:p>
       <w:pPr>
         <w:ind w:left="10" w:right="27" w:firstLine="5"/>
-      </w:pPr>
-      <w:r>
-        <w:rPr>
-          <w:b/>
+        <w:rPr>
+          <w:color w:val="auto"/>
+        </w:rPr>
+      </w:pPr>
+      <w:r>
+        <w:rPr>
+          <w:b/>
+          <w:color w:val="auto"/>
           <w:u w:val="single"/>
         </w:rPr>
         <w:t xml:space="preserve">ARTICLE 3 – </w:t>
       </w:r>
       <w:r>
+        <w:rPr>
+          <w:color w:val="auto"/>
+        </w:rPr>
         <w:t>La rémunération due à l’</w:t>
       </w:r>
       <w:r>
         <w:rPr>
           <w:b/>
+          <w:color w:val="auto"/>
         </w:rPr>
         <w:t xml:space="preserve">AUTEUR </w:t>
       </w:r>
       <w:r>
+        <w:rPr>
+          <w:color w:val="auto"/>
+        </w:rPr>
         <w:t>est celle prévue aux articles 11 (Rémunération par les organismes de gestion des droits d’auteur) et 12-1-2° (Rémunération par l’éditeur) du contrat de cession et d’édition précité. En cas de pluralité de l’</w:t>
       </w:r>
       <w:r>
         <w:rPr>
           <w:b/>
+          <w:color w:val="auto"/>
         </w:rPr>
         <w:t>AUTEUR</w:t>
       </w:r>
       <w:r>
+        <w:rPr>
+          <w:color w:val="auto"/>
+        </w:rPr>
         <w:t xml:space="preserve">, elle sera répartie entre les </w:t>
       </w:r>
       <w:r>
         <w:rPr>
           <w:b/>
+          <w:color w:val="auto"/>
         </w:rPr>
         <w:t xml:space="preserve">AUTEURS </w:t>
       </w:r>
       <w:r>
+        <w:rPr>
+          <w:color w:val="auto"/>
+        </w:rPr>
         <w:t>de l’</w:t>
       </w:r>
       <w:r>
         <w:rPr>
           <w:b/>
+          <w:color w:val="auto"/>
         </w:rPr>
         <w:t xml:space="preserve">ŒUVRE </w:t>
       </w:r>
       <w:r>
+        <w:rPr>
+          <w:color w:val="auto"/>
+        </w:rPr>
         <w:t>conformément aux stipulations de l’article 12-3° dudit contrat.</w:t>
       </w:r>
     </w:p>
     <w:p>
       <w:pPr>
         <w:ind w:left="10" w:right="27" w:firstLine="5"/>
-      </w:pPr>
-      <w:r>
+        <w:rPr>
+          <w:color w:val="auto"/>
+        </w:rPr>
+      </w:pPr>
+      <w:r>
+        <w:rPr>
+          <w:color w:val="auto"/>
+        </w:rPr>
         <w:t>Les stipulations des articles 13 (Reddition des comptes et paiement) et 14 (Contrôle des comptes) du contrat de cession et d’édition précité s’appliquent ici à l’identique.</w:t>
       </w:r>
     </w:p>
     <w:p>
       <w:pPr>
         <w:ind w:left="10" w:right="27"/>
-      </w:pPr>
-      <w:r>
-        <w:rPr>
-          <w:b/>
+        <w:rPr>
+          <w:color w:val="auto"/>
+        </w:rPr>
+      </w:pPr>
+      <w:r>
+        <w:rPr>
+          <w:b/>
+          <w:color w:val="auto"/>
           <w:u w:val="single"/>
         </w:rPr>
         <w:lastRenderedPageBreak/>
         <w:t xml:space="preserve">ARTICLE 4 – </w:t>
       </w:r>
       <w:r>
+        <w:rPr>
+          <w:color w:val="auto"/>
+        </w:rPr>
         <w:t>Les stipulations de l’article 16 (Stipulations diverses) du contrat de cession et d’édition précité s’appliquent ici à l’identique.</w:t>
       </w:r>
     </w:p>
@@ -826,14 +964,14 @@
         <w:ind w:left="0" w:right="120" w:firstLine="0"/>
         <w:rPr>
           <w:rFonts w:eastAsia="Cambria"/>
-          <w:color w:val="FF0000"/>
+          <w:color w:val="auto"/>
         </w:rPr>
       </w:pPr>
       <w:bookmarkStart w:id="0" w:name="_Hlk157196358"/>
       <w:r>
         <w:rPr>
           <w:rFonts w:eastAsia="Cambria"/>
-          <w:color w:val="FF0000"/>
+          <w:color w:val="auto"/>
         </w:rPr>
         <w:t>Fait à [</w:t>
       </w:r>
@@ -841,7 +979,7 @@
       <w:r>
         <w:rPr>
           <w:rFonts w:eastAsia="Cambria"/>
-          <w:color w:val="FF0000"/>
+          <w:color w:val="auto"/>
         </w:rPr>
         <w:t>Faita</w:t>
       </w:r>
@@ -849,7 +987,7 @@
       <w:r>
         <w:rPr>
           <w:rFonts w:eastAsia="Cambria"/>
-          <w:color w:val="FF0000"/>
+          <w:color w:val="auto"/>
         </w:rPr>
         <w:t>], le [</w:t>
       </w:r>
@@ -857,7 +995,7 @@
       <w:r>
         <w:rPr>
           <w:rFonts w:eastAsia="Cambria"/>
-          <w:color w:val="FF0000"/>
+          <w:color w:val="auto"/>
         </w:rPr>
         <w:t>Faitle</w:t>
       </w:r>
@@ -865,49 +1003,49 @@
       <w:r>
         <w:rPr>
           <w:rFonts w:eastAsia="Cambria"/>
-          <w:color w:val="FF0000"/>
+          <w:color w:val="auto"/>
         </w:rPr>
         <w:t>], avec effet au même jour, en un original numérique imprimable et non modifiable dans le cas de</w:t>
       </w:r>
       <w:r>
         <w:rPr>
           <w:rFonts w:eastAsia="Cambria"/>
-          <w:color w:val="FF0000"/>
+          <w:color w:val="auto"/>
         </w:rPr>
         <w:t xml:space="preserve">   </w:t>
       </w:r>
       <w:r>
         <w:rPr>
           <w:rFonts w:eastAsia="Cambria"/>
-          <w:color w:val="FF0000"/>
+          <w:color w:val="auto"/>
         </w:rPr>
         <w:t xml:space="preserve">signature électronique </w:t>
       </w:r>
       <w:r>
         <w:rPr>
           <w:rFonts w:eastAsia="Cambria"/>
-          <w:color w:val="FF0000"/>
+          <w:color w:val="auto"/>
         </w:rPr>
         <w:t>dont chaque</w:t>
       </w:r>
       <w:r>
         <w:rPr>
           <w:rFonts w:eastAsia="Cambria"/>
-          <w:color w:val="FF0000"/>
+          <w:color w:val="auto"/>
         </w:rPr>
         <w:t>,</w:t>
       </w:r>
       <w:r>
         <w:rPr>
           <w:rFonts w:eastAsia="Cambria"/>
-          <w:color w:val="FF0000"/>
+          <w:color w:val="auto"/>
         </w:rPr>
         <w:t xml:space="preserve"> partie dispose</w:t>
       </w:r>
       <w:r>
         <w:rPr>
           <w:rFonts w:eastAsia="Cambria"/>
-          <w:color w:val="FF0000"/>
+          <w:color w:val="auto"/>
         </w:rPr>
         <w:t>.</w:t>
       </w:r>
@@ -921,13 +1059,13 @@
         <w:jc w:val="center"/>
         <w:rPr>
           <w:rFonts w:eastAsia="Cambria"/>
-          <w:color w:val="FF0000"/>
+          <w:color w:val="auto"/>
         </w:rPr>
       </w:pPr>
       <w:r>
         <w:rPr>
           <w:rFonts w:eastAsia="Cambria"/>
-          <w:color w:val="FF0000"/>
+          <w:color w:val="auto"/>
         </w:rPr>
         <w:t>{</w:t>
       </w:r>
@@ -936,7 +1074,7 @@
       <w:r>
         <w:rPr>
           <w:rFonts w:eastAsia="Cambria"/>
-          <w:color w:val="FF0000"/>
+          <w:color w:val="auto"/>
         </w:rPr>
         <w:t>tabsignature</w:t>
       </w:r>
@@ -945,7 +1083,7 @@
       <w:r>
         <w:rPr>
           <w:rFonts w:eastAsia="Cambria"/>
-          <w:color w:val="FF0000"/>
+          <w:color w:val="auto"/>
         </w:rPr>
         <w:t>}</w:t>
       </w:r>
@@ -956,6 +1094,7 @@
         <w:ind w:left="141" w:right="120" w:hanging="113"/>
         <w:rPr>
           <w:rFonts w:eastAsia="Cambria"/>
+          <w:color w:val="auto"/>
         </w:rPr>
       </w:pPr>
     </w:p>
